--- a/NoAI.docx
+++ b/NoAI.docx
@@ -1,6 +1,6 @@
 
 <file path=word/document.xml><?xml version="1.0" encoding="utf-8"?>
-<w:document xmlns:wpc="http://schemas.microsoft.com/office/word/2010/wordprocessingCanvas" xmlns:cx="http://schemas.microsoft.com/office/drawing/2014/chartex" xmlns:cx1="http://schemas.microsoft.com/office/drawing/2015/9/8/chartex" xmlns:cx2="http://schemas.microsoft.com/office/drawing/2015/10/21/chartex" xmlns:cx3="http://schemas.microsoft.com/office/drawing/2016/5/9/chartex" xmlns:cx4="http://schemas.microsoft.com/office/drawing/2016/5/10/chartex" xmlns:cx5="http://schemas.microsoft.com/office/drawing/2016/5/11/chartex" xmlns:cx6="http://schemas.microsoft.com/office/drawing/2016/5/12/chartex" xmlns:cx7="http://schemas.microsoft.com/office/drawing/2016/5/13/chartex" xmlns:cx8="http://schemas.microsoft.com/office/drawing/2016/5/14/chartex" xmlns:mc="http://schemas.openxmlformats.org/markup-compatibility/2006" xmlns:aink="http://schemas.microsoft.com/office/drawing/2016/ink" xmlns:am3d="http://schemas.microsoft.com/office/drawing/2017/model3d" xmlns:o="urn:schemas-microsoft-com:office:office" xmlns:r="http://schemas.openxmlformats.org/officeDocument/2006/relationships" xmlns:m="http://schemas.openxmlformats.org/officeDocument/2006/math" xmlns:v="urn:schemas-microsoft-com:vml" xmlns:wp14="http://schemas.microsoft.com/office/word/2010/wordprocessingDrawing" xmlns:wp="http://schemas.openxmlformats.org/drawingml/2006/wordprocessingDrawing" xmlns:w10="urn:schemas-microsoft-com:office:word" xmlns:w="http://schemas.openxmlformats.org/wordprocessingml/2006/main" xmlns:w14="http://schemas.microsoft.com/office/word/2010/wordml" xmlns:w15="http://schemas.microsoft.com/office/word/2012/wordml" xmlns:w16cid="http://schemas.microsoft.com/office/word/2016/wordml/cid" xmlns:w16se="http://schemas.microsoft.com/office/word/2015/wordml/symex" xmlns:wpg="http://schemas.microsoft.com/office/word/2010/wordprocessingGroup" xmlns:wpi="http://schemas.microsoft.com/office/word/2010/wordprocessingInk" xmlns:wne="http://schemas.microsoft.com/office/word/2006/wordml" xmlns:wps="http://schemas.microsoft.com/office/word/2010/wordprocessingShape" mc:Ignorable="w14 w15 w16se w16cid wp14">
+<w:document xmlns:wpc="http://schemas.microsoft.com/office/word/2010/wordprocessingCanvas" xmlns:cx="http://schemas.microsoft.com/office/drawing/2014/chartex" xmlns:cx1="http://schemas.microsoft.com/office/drawing/2015/9/8/chartex" xmlns:cx2="http://schemas.microsoft.com/office/drawing/2015/10/21/chartex" xmlns:cx3="http://schemas.microsoft.com/office/drawing/2016/5/9/chartex" xmlns:cx4="http://schemas.microsoft.com/office/drawing/2016/5/10/chartex" xmlns:cx5="http://schemas.microsoft.com/office/drawing/2016/5/11/chartex" xmlns:cx6="http://schemas.microsoft.com/office/drawing/2016/5/12/chartex" xmlns:cx7="http://schemas.microsoft.com/office/drawing/2016/5/13/chartex" xmlns:cx8="http://schemas.microsoft.com/office/drawing/2016/5/14/chartex" xmlns:mc="http://schemas.openxmlformats.org/markup-compatibility/2006" xmlns:aink="http://schemas.microsoft.com/office/drawing/2016/ink" xmlns:am3d="http://schemas.microsoft.com/office/drawing/2017/model3d" xmlns:o="urn:schemas-microsoft-com:office:office" xmlns:oel="http://schemas.microsoft.com/office/2019/extlst" xmlns:r="http://schemas.openxmlformats.org/officeDocument/2006/relationships" xmlns:m="http://schemas.openxmlformats.org/officeDocument/2006/math" xmlns:v="urn:schemas-microsoft-com:vml" xmlns:wp14="http://schemas.microsoft.com/office/word/2010/wordprocessingDrawing" xmlns:wp="http://schemas.openxmlformats.org/drawingml/2006/wordprocessingDrawing" xmlns:w10="urn:schemas-microsoft-com:office:word" xmlns:w="http://schemas.openxmlformats.org/wordprocessingml/2006/main" xmlns:w14="http://schemas.microsoft.com/office/word/2010/wordml" xmlns:w15="http://schemas.microsoft.com/office/word/2012/wordml" xmlns:w16cex="http://schemas.microsoft.com/office/word/2018/wordml/cex" xmlns:w16cid="http://schemas.microsoft.com/office/word/2016/wordml/cid" xmlns:w16="http://schemas.microsoft.com/office/word/2018/wordml" xmlns:w16du="http://schemas.microsoft.com/office/word/2023/wordml/word16du" xmlns:w16sdtdh="http://schemas.microsoft.com/office/word/2020/wordml/sdtdatahash" xmlns:w16sdtfl="http://schemas.microsoft.com/office/word/2024/wordml/sdtformatlock" xmlns:w16se="http://schemas.microsoft.com/office/word/2015/wordml/symex" xmlns:wpg="http://schemas.microsoft.com/office/word/2010/wordprocessingGroup" xmlns:wpi="http://schemas.microsoft.com/office/word/2010/wordprocessingInk" xmlns:wne="http://schemas.microsoft.com/office/word/2006/wordml" xmlns:wps="http://schemas.microsoft.com/office/word/2010/wordprocessingShape" mc:Ignorable="w14 w15 w16se w16cid w16 w16cex w16sdtdh w16sdtfl w16du wp14">
   <w:body>
     <w:p>
       <w:pPr>
@@ -99,17 +99,6 @@
     <w:p>
       <w:pPr>
         <w:rPr>
-          <w:rFonts w:ascii="Times New Roman" w:hAnsi="Times New Roman" w:cs="Times New Roman" w:hint="eastAsia"/>
-          <w:sz w:val="48"/>
-          <w:szCs w:val="48"/>
-        </w:rPr>
-      </w:pPr>
-      <w:bookmarkStart w:id="0" w:name="_GoBack"/>
-      <w:bookmarkEnd w:id="0"/>
-    </w:p>
-    <w:p>
-      <w:pPr>
-        <w:rPr>
           <w:rFonts w:ascii="Times New Roman" w:hAnsi="Times New Roman" w:cs="Times New Roman"/>
           <w:sz w:val="48"/>
           <w:szCs w:val="48"/>
@@ -124,14 +113,6 @@
           <w:szCs w:val="48"/>
         </w:rPr>
       </w:pPr>
-      <w:r>
-        <w:rPr>
-          <w:rFonts w:ascii="Times New Roman" w:hAnsi="Times New Roman" w:cs="Times New Roman"/>
-          <w:sz w:val="48"/>
-          <w:szCs w:val="48"/>
-        </w:rPr>
-        <w:t>Name: _____________________</w:t>
-      </w:r>
     </w:p>
     <w:p>
       <w:pPr>
@@ -147,15 +128,15 @@
           <w:sz w:val="48"/>
           <w:szCs w:val="48"/>
         </w:rPr>
-        <w:t xml:space="preserve">Student ID: </w:t>
-      </w:r>
-      <w:r>
-        <w:rPr>
-          <w:rFonts w:ascii="Times New Roman" w:hAnsi="Times New Roman" w:cs="Times New Roman"/>
-          <w:sz w:val="48"/>
-          <w:szCs w:val="48"/>
-        </w:rPr>
-        <w:t>_____________________</w:t>
+        <w:t xml:space="preserve">Name: </w:t>
+      </w:r>
+      <w:r>
+        <w:rPr>
+          <w:rFonts w:ascii="Times New Roman" w:hAnsi="Times New Roman" w:cs="Times New Roman"/>
+          <w:sz w:val="48"/>
+          <w:szCs w:val="48"/>
+        </w:rPr>
+        <w:t>Jonas Lau Kristensen</w:t>
       </w:r>
     </w:p>
     <w:p>
@@ -168,27 +149,19 @@
       </w:pPr>
       <w:r>
         <w:rPr>
-          <w:rFonts w:ascii="Times New Roman" w:hAnsi="Times New Roman" w:cs="Times New Roman" w:hint="eastAsia"/>
-          <w:sz w:val="48"/>
-          <w:szCs w:val="48"/>
-        </w:rPr>
-        <w:t>D</w:t>
-      </w:r>
-      <w:r>
-        <w:rPr>
-          <w:rFonts w:ascii="Times New Roman" w:hAnsi="Times New Roman" w:cs="Times New Roman"/>
-          <w:sz w:val="48"/>
-          <w:szCs w:val="48"/>
-        </w:rPr>
-        <w:t xml:space="preserve">ate: </w:t>
-      </w:r>
-      <w:r>
-        <w:rPr>
-          <w:rFonts w:ascii="Times New Roman" w:hAnsi="Times New Roman" w:cs="Times New Roman"/>
-          <w:sz w:val="48"/>
-          <w:szCs w:val="48"/>
-        </w:rPr>
-        <w:t>_____________________</w:t>
+          <w:rFonts w:ascii="Times New Roman" w:hAnsi="Times New Roman" w:cs="Times New Roman"/>
+          <w:sz w:val="48"/>
+          <w:szCs w:val="48"/>
+        </w:rPr>
+        <w:t>StudentID:</w:t>
+      </w:r>
+      <w:r>
+        <w:rPr>
+          <w:rFonts w:ascii="Times New Roman" w:hAnsi="Times New Roman" w:cs="Times New Roman"/>
+          <w:sz w:val="48"/>
+          <w:szCs w:val="48"/>
+        </w:rPr>
+        <w:t xml:space="preserve"> 2025-81052</w:t>
       </w:r>
     </w:p>
     <w:p>
@@ -205,31 +178,123 @@
           <w:sz w:val="48"/>
           <w:szCs w:val="48"/>
         </w:rPr>
-        <w:t>S</w:t>
-      </w:r>
-      <w:r>
-        <w:rPr>
-          <w:rFonts w:ascii="Times New Roman" w:hAnsi="Times New Roman" w:cs="Times New Roman"/>
-          <w:sz w:val="48"/>
-          <w:szCs w:val="48"/>
-        </w:rPr>
-        <w:t xml:space="preserve">ignature: </w:t>
-      </w:r>
-      <w:r>
-        <w:rPr>
-          <w:rFonts w:ascii="Times New Roman" w:hAnsi="Times New Roman" w:cs="Times New Roman"/>
-          <w:sz w:val="48"/>
-          <w:szCs w:val="48"/>
-        </w:rPr>
-        <w:t>_____________________</w:t>
+        <w:t>D</w:t>
+      </w:r>
+      <w:r>
+        <w:rPr>
+          <w:rFonts w:ascii="Times New Roman" w:hAnsi="Times New Roman" w:cs="Times New Roman"/>
+          <w:sz w:val="48"/>
+          <w:szCs w:val="48"/>
+        </w:rPr>
+        <w:t xml:space="preserve">ate: </w:t>
+      </w:r>
+      <w:r>
+        <w:rPr>
+          <w:rFonts w:ascii="Times New Roman" w:hAnsi="Times New Roman" w:cs="Times New Roman"/>
+          <w:sz w:val="48"/>
+          <w:szCs w:val="48"/>
+        </w:rPr>
+        <w:t>18/12/2025</w:t>
       </w:r>
     </w:p>
     <w:p>
       <w:pPr>
         <w:rPr>
-          <w:rFonts w:hint="eastAsia"/>
+          <w:rFonts w:ascii="Times New Roman" w:hAnsi="Times New Roman" w:cs="Times New Roman"/>
+          <w:sz w:val="48"/>
+          <w:szCs w:val="48"/>
         </w:rPr>
       </w:pPr>
+      <w:r>
+        <w:rPr>
+          <w:rFonts w:ascii="Times New Roman" w:hAnsi="Times New Roman" w:cs="Times New Roman" w:hint="eastAsia"/>
+          <w:sz w:val="48"/>
+          <w:szCs w:val="48"/>
+        </w:rPr>
+        <w:t>S</w:t>
+      </w:r>
+      <w:r>
+        <w:rPr>
+          <w:rFonts w:ascii="Times New Roman" w:hAnsi="Times New Roman" w:cs="Times New Roman"/>
+          <w:sz w:val="48"/>
+          <w:szCs w:val="48"/>
+        </w:rPr>
+        <w:t xml:space="preserve">ignature: </w:t>
+      </w:r>
+    </w:p>
+    <w:p>
+      <w:r>
+        <w:rPr>
+          <w:rFonts w:ascii="Times New Roman" w:hAnsi="Times New Roman" w:cs="Times New Roman" w:hint="eastAsia"/>
+          <w:noProof/>
+          <w:sz w:val="48"/>
+          <w:szCs w:val="48"/>
+        </w:rPr>
+        <w:drawing>
+          <wp:anchor distT="0" distB="0" distL="114300" distR="114300" simplePos="0" relativeHeight="251659264" behindDoc="0" locked="0" layoutInCell="1" allowOverlap="1" wp14:anchorId="64FF5AC7" wp14:editId="0E6BFF48">
+            <wp:simplePos x="0" y="0"/>
+            <wp:positionH relativeFrom="column">
+              <wp:posOffset>-254000</wp:posOffset>
+            </wp:positionH>
+            <wp:positionV relativeFrom="paragraph">
+              <wp:posOffset>220345</wp:posOffset>
+            </wp:positionV>
+            <wp:extent cx="3149600" cy="1320800"/>
+            <wp:effectExtent l="0" t="0" r="0" b="0"/>
+            <wp:wrapTopAndBottom/>
+            <wp:docPr id="1079213979" name="Picture 1"/>
+            <wp:cNvGraphicFramePr>
+              <a:graphicFrameLocks xmlns:a="http://schemas.openxmlformats.org/drawingml/2006/main" noChangeAspect="1"/>
+            </wp:cNvGraphicFramePr>
+            <a:graphic xmlns:a="http://schemas.openxmlformats.org/drawingml/2006/main">
+              <a:graphicData uri="http://schemas.openxmlformats.org/drawingml/2006/picture">
+                <pic:pic xmlns:pic="http://schemas.openxmlformats.org/drawingml/2006/picture">
+                  <pic:nvPicPr>
+                    <pic:cNvPr id="1079213979" name="Picture 1079213979"/>
+                    <pic:cNvPicPr/>
+                  </pic:nvPicPr>
+                  <pic:blipFill rotWithShape="1">
+                    <a:blip r:embed="rId4" cstate="print">
+                      <a:extLst>
+                        <a:ext uri="{28A0092B-C50C-407E-A947-70E740481C1C}">
+                          <a14:useLocalDpi xmlns:a14="http://schemas.microsoft.com/office/drawing/2010/main" val="0"/>
+                        </a:ext>
+                      </a:extLst>
+                    </a:blip>
+                    <a:srcRect l="6974" t="15086" r="2263" b="34155"/>
+                    <a:stretch>
+                      <a:fillRect/>
+                    </a:stretch>
+                  </pic:blipFill>
+                  <pic:spPr bwMode="auto">
+                    <a:xfrm>
+                      <a:off x="0" y="0"/>
+                      <a:ext cx="3149600" cy="1320800"/>
+                    </a:xfrm>
+                    <a:prstGeom prst="rect">
+                      <a:avLst/>
+                    </a:prstGeom>
+                    <a:ln>
+                      <a:noFill/>
+                    </a:ln>
+                    <a:extLst>
+                      <a:ext uri="{53640926-AAD7-44D8-BBD7-CCE9431645EC}">
+                        <a14:shadowObscured xmlns:a14="http://schemas.microsoft.com/office/drawing/2010/main"/>
+                      </a:ext>
+                    </a:extLst>
+                  </pic:spPr>
+                </pic:pic>
+              </a:graphicData>
+            </a:graphic>
+            <wp14:sizeRelH relativeFrom="margin">
+              <wp14:pctWidth>0</wp14:pctWidth>
+            </wp14:sizeRelH>
+            <wp14:sizeRelV relativeFrom="margin">
+              <wp14:pctHeight>0</wp14:pctHeight>
+            </wp14:sizeRelV>
+          </wp:anchor>
+        </w:drawing>
+      </w:r>
     </w:p>
     <w:sectPr>
       <w:pgSz w:w="11906" w:h="16838"/>
@@ -242,7 +307,7 @@
 </file>
 
 <file path=word/styles.xml><?xml version="1.0" encoding="utf-8"?>
-<w:styles xmlns:mc="http://schemas.openxmlformats.org/markup-compatibility/2006" xmlns:r="http://schemas.openxmlformats.org/officeDocument/2006/relationships" xmlns:w="http://schemas.openxmlformats.org/wordprocessingml/2006/main" xmlns:w14="http://schemas.microsoft.com/office/word/2010/wordml" xmlns:w15="http://schemas.microsoft.com/office/word/2012/wordml" xmlns:w16cid="http://schemas.microsoft.com/office/word/2016/wordml/cid" xmlns:w16se="http://schemas.microsoft.com/office/word/2015/wordml/symex" mc:Ignorable="w14 w15 w16se w16cid">
+<w:styles xmlns:mc="http://schemas.openxmlformats.org/markup-compatibility/2006" xmlns:r="http://schemas.openxmlformats.org/officeDocument/2006/relationships" xmlns:w="http://schemas.openxmlformats.org/wordprocessingml/2006/main" xmlns:w14="http://schemas.microsoft.com/office/word/2010/wordml" xmlns:w15="http://schemas.microsoft.com/office/word/2012/wordml" xmlns:w16cex="http://schemas.microsoft.com/office/word/2018/wordml/cex" xmlns:w16cid="http://schemas.microsoft.com/office/word/2016/wordml/cid" xmlns:w16="http://schemas.microsoft.com/office/word/2018/wordml" xmlns:w16du="http://schemas.microsoft.com/office/word/2023/wordml/word16du" xmlns:w16sdtdh="http://schemas.microsoft.com/office/word/2020/wordml/sdtdatahash" xmlns:w16sdtfl="http://schemas.microsoft.com/office/word/2024/wordml/sdtformatlock" xmlns:w16se="http://schemas.microsoft.com/office/word/2015/wordml/symex" mc:Ignorable="w14 w15 w16se w16cid w16 w16cex w16sdtdh w16sdtfl w16du">
   <w:docDefaults>
     <w:rPrDefault>
       <w:rPr>
@@ -259,7 +324,7 @@
       </w:pPr>
     </w:pPrDefault>
   </w:docDefaults>
-  <w:latentStyles w:defLockedState="0" w:defUIPriority="99" w:defSemiHidden="0" w:defUnhideWhenUsed="0" w:defQFormat="0" w:count="375">
+  <w:latentStyles w:defLockedState="0" w:defUIPriority="99" w:defSemiHidden="0" w:defUnhideWhenUsed="0" w:defQFormat="0" w:count="376">
     <w:lsdException w:name="Normal" w:uiPriority="0" w:qFormat="1"/>
     <w:lsdException w:name="heading 1" w:uiPriority="9" w:qFormat="1"/>
     <w:lsdException w:name="heading 2" w:semiHidden="1" w:uiPriority="9" w:unhideWhenUsed="1" w:qFormat="1"/>
@@ -635,8 +700,9 @@
     <w:lsdException w:name="Smart Hyperlink" w:semiHidden="1" w:unhideWhenUsed="1"/>
     <w:lsdException w:name="Hashtag" w:semiHidden="1" w:unhideWhenUsed="1"/>
     <w:lsdException w:name="Unresolved Mention" w:semiHidden="1" w:unhideWhenUsed="1"/>
+    <w:lsdException w:name="Smart Link" w:semiHidden="1" w:unhideWhenUsed="1"/>
   </w:latentStyles>
-  <w:style w:type="paragraph" w:default="1" w:styleId="a">
+  <w:style w:type="paragraph" w:default="1" w:styleId="Normal">
     <w:name w:val="Normal"/>
     <w:qFormat/>
     <w:pPr>
@@ -646,13 +712,13 @@
       <w:autoSpaceDN w:val="0"/>
     </w:pPr>
   </w:style>
-  <w:style w:type="character" w:default="1" w:styleId="a0">
+  <w:style w:type="character" w:default="1" w:styleId="DefaultParagraphFont">
     <w:name w:val="Default Paragraph Font"/>
     <w:uiPriority w:val="1"/>
     <w:semiHidden/>
     <w:unhideWhenUsed/>
   </w:style>
-  <w:style w:type="table" w:default="1" w:styleId="a1">
+  <w:style w:type="table" w:default="1" w:styleId="TableNormal">
     <w:name w:val="Normal Table"/>
     <w:uiPriority w:val="99"/>
     <w:semiHidden/>
@@ -667,7 +733,7 @@
       </w:tblCellMar>
     </w:tblPr>
   </w:style>
-  <w:style w:type="numbering" w:default="1" w:styleId="a2">
+  <w:style w:type="numbering" w:default="1" w:styleId="NoList">
     <w:name w:val="No List"/>
     <w:uiPriority w:val="99"/>
     <w:semiHidden/>
